--- a/Programacion II/Clases/Clase 14 - Preparacion presentacion final/Taller Estudiante Clase 14 - Resolución de Bugs.docx
+++ b/Programacion II/Clases/Clase 14 - Preparacion presentacion final/Taller Estudiante Clase 14 - Resolución de Bugs.docx
@@ -664,7 +664,7 @@
           <w:color w:val="1f1f1f"/>
           <w:rtl w:val="0"/>
         </w:rPr>
-        <w:t xml:space="preserve">Sube el archivo VetCareBrokenApp.java (ahora totalmente reparado y funcional) a la asignación del Campus Virtual antes de terminar la sesión. Añade comentarios en las líneas donde arreglaste los bugs explicando </w:t>
+        <w:t>Sube el archivo VetCareBrokenApp.java (ahora totalmente reparado y funcional) a la asignación del ExamLab antes de terminar la sesión. Añade comentarios en las líneas donde arreglaste los bugs explicando por qué fallaba originalmente.</w:t>
       </w:r>
       <w:r>
         <w:rPr>
@@ -674,15 +674,13 @@
           <w:color w:val="1f1f1f"/>
           <w:rtl w:val="0"/>
         </w:rPr>
-        <w:t xml:space="preserve">por qué</w:t>
-      </w:r>
-      <w:r>
-        <w:rPr>
-          <w:rFonts w:ascii="Google Sans" w:cs="Google Sans" w:eastAsia="Google Sans" w:hAnsi="Google Sans"/>
-          <w:color w:val="1f1f1f"/>
-          <w:rtl w:val="0"/>
-        </w:rPr>
-        <w:t xml:space="preserve"> fallaba originalmente.</w:t>
+      </w:r>
+      <w:r>
+        <w:rPr>
+          <w:rFonts w:ascii="Google Sans" w:cs="Google Sans" w:eastAsia="Google Sans" w:hAnsi="Google Sans"/>
+          <w:color w:val="1f1f1f"/>
+          <w:rtl w:val="0"/>
+        </w:rPr>
       </w:r>
     </w:p>
     <w:sectPr>
